--- a/تعديلات.docx
+++ b/تعديلات.docx
@@ -1391,10 +1391,8 @@
     <w:p>
       <w:pPr>
         <w:rPr>
-          <w:rFonts w:hint="cs"/>
-          <w:b/>
-          <w:bCs/>
-          <w:rtl/>
+          <w:b/>
+          <w:bCs/>
         </w:rPr>
       </w:pPr>
       <w:r>
@@ -1405,23 +1403,316 @@
         </w:rPr>
         <w:t>عايز يمنع التكرار برضو في ادخال بيانات الموردين بحيث لو جيت اضيف مورد وكان موجود يظهر لي رسالة خطا ان المورد موجود سابقا والمخزون برضو والمنتجات</w:t>
       </w:r>
-    </w:p>
-    <w:p>
-      <w:pPr>
-        <w:rPr>
-          <w:rtl/>
-          <w:lang w:bidi="ar-EG"/>
-        </w:rPr>
-      </w:pPr>
-    </w:p>
-    <w:p>
-      <w:pPr>
-        <w:rPr>
-          <w:b/>
-          <w:bCs/>
-          <w:rtl/>
-        </w:rPr>
-      </w:pPr>
+      <w:r>
+        <w:rPr>
+          <w:b/>
+          <w:bCs/>
+        </w:rPr>
+        <w:t xml:space="preserve"> .</w:t>
+      </w:r>
+    </w:p>
+    <w:p>
+      <w:pPr>
+        <w:rPr>
+          <w:b/>
+          <w:bCs/>
+          <w:rtl/>
+        </w:rPr>
+      </w:pPr>
+      <w:r>
+        <w:rPr>
+          <w:rFonts w:hint="cs"/>
+          <w:b/>
+          <w:bCs/>
+          <w:rtl/>
+          <w:lang w:bidi="ar-EG"/>
+        </w:rPr>
+        <w:t>في صفحة التقارير فواتير المبيعات عايزها تظهر الفواتير الحقيقية الخاصة بنقطة البيع وتفصيلها مع ا</w:t>
+      </w:r>
+      <w:r>
+        <w:rPr>
+          <w:rFonts w:hint="cs"/>
+          <w:b/>
+          <w:bCs/>
+          <w:rtl/>
+          <w:lang w:bidi="ar-EG"/>
+        </w:rPr>
+        <w:t xml:space="preserve">ضافة خانة للتعديل عليها وروية تفاصلها وحذفها واحذف خانة </w:t>
+      </w:r>
+      <w:r>
+        <w:rPr>
+          <w:b/>
+          <w:bCs/>
+          <w:rtl/>
+        </w:rPr>
+        <w:t>الفرع</w:t>
+      </w:r>
+      <w:r>
+        <w:rPr>
+          <w:rFonts w:hint="cs"/>
+          <w:b/>
+          <w:bCs/>
+          <w:rtl/>
+        </w:rPr>
+        <w:t xml:space="preserve"> وخلي مكانها اسم العميل واحذف خانة </w:t>
+      </w:r>
+      <w:r>
+        <w:rPr>
+          <w:b/>
+          <w:bCs/>
+          <w:rtl/>
+        </w:rPr>
+        <w:t>المخزن</w:t>
+      </w:r>
+      <w:r>
+        <w:rPr>
+          <w:rFonts w:hint="cs"/>
+          <w:b/>
+          <w:bCs/>
+          <w:rtl/>
+        </w:rPr>
+        <w:t xml:space="preserve"> وفي خانة الاجمالي حط فيها قيمة الفاتورة </w:t>
+      </w:r>
+      <w:r>
+        <w:rPr>
+          <w:rFonts w:hint="cs"/>
+          <w:b/>
+          <w:bCs/>
+          <w:rtl/>
+        </w:rPr>
+        <w:t>.</w:t>
+      </w:r>
+    </w:p>
+    <w:p>
+      <w:pPr>
+        <w:rPr>
+          <w:b/>
+          <w:bCs/>
+          <w:rtl/>
+        </w:rPr>
+      </w:pPr>
+      <w:r>
+        <w:rPr>
+          <w:b/>
+          <w:bCs/>
+          <w:rtl/>
+        </w:rPr>
+        <w:t>عايزك تشيل خانة تعديل الفاتورة و لما بدوس حذف الفاتورة بتظهر لي رسالة فشل في حذف الفاتورة وعايز لما ابيع منتجات واطبع فاتورة بيع تسمع هنا في فواتير البيع بنفس رقم رقمها وبيناتها وتفاصيلها</w:t>
+      </w:r>
+      <w:r>
+        <w:rPr>
+          <w:rFonts w:hint="cs"/>
+          <w:b/>
+          <w:bCs/>
+          <w:rtl/>
+        </w:rPr>
+        <w:t xml:space="preserve"> .</w:t>
+      </w:r>
+    </w:p>
+    <w:p>
+      <w:pPr>
+        <w:rPr>
+          <w:b/>
+          <w:bCs/>
+          <w:rtl/>
+        </w:rPr>
+      </w:pPr>
+      <w:r>
+        <w:rPr>
+          <w:b/>
+          <w:bCs/>
+          <w:rtl/>
+        </w:rPr>
+        <w:t>في تفاصيل الفاتورة هنا مش مكتوب اسم المنتج اللي اتباع ولا الكمية ولا السعر فقط المكتوب السعر الاجمالي للفاتورة</w:t>
+      </w:r>
+      <w:r>
+        <w:rPr>
+          <w:rFonts w:hint="cs"/>
+          <w:b/>
+          <w:bCs/>
+          <w:rtl/>
+        </w:rPr>
+        <w:t>.</w:t>
+      </w:r>
+    </w:p>
+    <w:p>
+      <w:pPr>
+        <w:rPr>
+          <w:b/>
+          <w:bCs/>
+        </w:rPr>
+      </w:pPr>
+      <w:r>
+        <w:rPr>
+          <w:b/>
+          <w:bCs/>
+          <w:rtl/>
+        </w:rPr>
+        <w:t>نفس المشكلة لازالت موجودة لما احذف فاتورة البرنامج بعلللق في الكتابة في اي خانة في البرنامج لفترة معينة وبعدها بيسمح ليك بالكتابة حل المشكلة دي باحترافية</w:t>
+      </w:r>
+      <w:r>
+        <w:rPr>
+          <w:rFonts w:hint="cs"/>
+          <w:b/>
+          <w:bCs/>
+          <w:rtl/>
+        </w:rPr>
+        <w:t xml:space="preserve"> .</w:t>
+      </w:r>
+    </w:p>
+    <w:p>
+      <w:pPr>
+        <w:rPr>
+          <w:rFonts w:hint="cs"/>
+          <w:b/>
+          <w:bCs/>
+          <w:rtl/>
+          <w:lang w:bidi="ar-EG"/>
+        </w:rPr>
+      </w:pPr>
+      <w:r>
+        <w:rPr>
+          <w:rFonts w:hint="cs"/>
+          <w:b/>
+          <w:bCs/>
+          <w:rtl/>
+          <w:lang w:bidi="ar-EG"/>
+        </w:rPr>
+        <w:t>في صفحة التقارير لما التقارير بتكتر الصفحة كلها بتعمل اسكروول لتحت انا عايز الاسكروول يبقى ل جزء</w:t>
+      </w:r>
+      <w:r>
+        <w:rPr>
+          <w:rFonts w:ascii="Segoe UI" w:eastAsia="Times New Roman" w:hAnsi="Segoe UI" w:cs="Segoe UI"/>
+          <w:b/>
+          <w:bCs/>
+          <w:kern w:val="0"/>
+          <w:sz w:val="32"/>
+          <w:szCs w:val="32"/>
+          <w:rtl/>
+          <w14:ligatures w14:val="none"/>
+        </w:rPr>
+        <w:t xml:space="preserve"> </w:t>
+      </w:r>
+      <w:r>
+        <w:rPr>
+          <w:b/>
+          <w:bCs/>
+          <w:rtl/>
+        </w:rPr>
+        <w:t>فواتير المبيعات</w:t>
+      </w:r>
+      <w:r>
+        <w:rPr>
+          <w:rFonts w:hint="cs"/>
+          <w:b/>
+          <w:bCs/>
+          <w:rtl/>
+          <w:lang w:bidi="ar-EG"/>
+        </w:rPr>
+        <w:t xml:space="preserve"> فقط وليست صفحة التقارير كاملة </w:t>
+      </w:r>
+    </w:p>
+    <w:p>
+      <w:pPr>
+        <w:rPr>
+          <w:rtl/>
+          <w:lang w:bidi="ar-EG"/>
+        </w:rPr>
+      </w:pPr>
+    </w:p>
+    <w:p>
+      <w:pPr>
+        <w:rPr>
+          <w:b/>
+          <w:bCs/>
+        </w:rPr>
+      </w:pPr>
+      <w:r>
+        <w:rPr>
+          <w:b/>
+          <w:bCs/>
+          <w:rtl/>
+        </w:rPr>
+        <w:t>عايز تحذف الجزء ده من تقرير المبيعات وتقرير المخازن وتقرير المشتريات وجزء تقرير يومي وشهري ومخصص عايز الجزء ده يكون تحت تسجيل الخروج بمحازاة تقارير المبيعات</w:t>
+      </w:r>
+    </w:p>
+    <w:p>
+      <w:pPr>
+        <w:rPr>
+          <w:b/>
+          <w:bCs/>
+          <w:rtl/>
+        </w:rPr>
+      </w:pPr>
+      <w:r>
+        <w:rPr>
+          <w:b/>
+          <w:bCs/>
+          <w:rtl/>
+        </w:rPr>
+        <w:t>تقارير المخزون</w:t>
+      </w:r>
+    </w:p>
+    <w:p>
+      <w:pPr>
+        <w:rPr>
+          <w:b/>
+          <w:bCs/>
+          <w:rtl/>
+        </w:rPr>
+      </w:pPr>
+      <w:r>
+        <w:rPr>
+          <w:b/>
+          <w:bCs/>
+          <w:rtl/>
+        </w:rPr>
+        <w:t>تقارير المشتريات</w:t>
+      </w:r>
+    </w:p>
+    <w:p>
+      <w:pPr>
+        <w:rPr>
+          <w:b/>
+          <w:bCs/>
+          <w:rtl/>
+        </w:rPr>
+      </w:pPr>
+      <w:r>
+        <w:rPr>
+          <w:b/>
+          <w:bCs/>
+          <w:rtl/>
+        </w:rPr>
+        <w:t>الأصناف المباعة اللي في صفحة نقطع البيع عايزها تعرض عدد الاصناع وليس عدد المنتجات اقصد يعني متكررش وتعد نفس الصنف عند كل عملية بيع</w:t>
+      </w:r>
+      <w:r>
+        <w:rPr>
+          <w:rFonts w:hint="cs"/>
+          <w:b/>
+          <w:bCs/>
+          <w:rtl/>
+        </w:rPr>
+        <w:t xml:space="preserve"> .</w:t>
+      </w:r>
+    </w:p>
+    <w:p>
+      <w:pPr>
+        <w:rPr>
+          <w:b/>
+          <w:bCs/>
+          <w:rtl/>
+        </w:rPr>
+      </w:pPr>
+      <w:r>
+        <w:rPr>
+          <w:b/>
+          <w:bCs/>
+          <w:rtl/>
+        </w:rPr>
+        <w:lastRenderedPageBreak/>
+        <w:t>في التقارير في إجراءات عايز تضيف خانة لطباعة الفاتورة</w:t>
+      </w:r>
     </w:p>
     <w:p>
       <w:pPr>

--- a/تعديلات.docx
+++ b/تعديلات.docx
@@ -1563,7 +1563,6 @@
     <w:p>
       <w:pPr>
         <w:rPr>
-          <w:rFonts w:hint="cs"/>
           <w:b/>
           <w:bCs/>
           <w:rtl/>
@@ -1713,6 +1712,24 @@
         <w:lastRenderedPageBreak/>
         <w:t>في التقارير في إجراءات عايز تضيف خانة لطباعة الفاتورة</w:t>
       </w:r>
+      <w:r>
+        <w:rPr>
+          <w:rFonts w:hint="cs"/>
+          <w:b/>
+          <w:bCs/>
+          <w:rtl/>
+        </w:rPr>
+        <w:t xml:space="preserve"> .</w:t>
+      </w:r>
+    </w:p>
+    <w:p>
+      <w:pPr>
+        <w:rPr>
+          <w:b/>
+          <w:bCs/>
+          <w:rtl/>
+        </w:rPr>
+      </w:pPr>
     </w:p>
     <w:p>
       <w:pPr>
@@ -2353,6 +2370,7 @@
   <w:style w:type="character" w:default="1" w:styleId="DefaultParagraphFont">
     <w:name w:val="Default Paragraph Font"/>
     <w:uiPriority w:val="1"/>
+    <w:semiHidden/>
     <w:unhideWhenUsed/>
   </w:style>
   <w:style w:type="table" w:default="1" w:styleId="TableNormal">

--- a/تعديلات.docx
+++ b/تعديلات.docx
@@ -1720,6 +1720,91 @@
           <w:rtl/>
         </w:rPr>
         <w:t xml:space="preserve"> .</w:t>
+      </w:r>
+    </w:p>
+    <w:p>
+      <w:pPr>
+        <w:rPr>
+          <w:b/>
+          <w:bCs/>
+          <w:rtl/>
+        </w:rPr>
+      </w:pPr>
+      <w:r>
+        <w:rPr>
+          <w:rFonts w:hint="cs"/>
+          <w:b/>
+          <w:bCs/>
+          <w:rtl/>
+        </w:rPr>
+        <w:t xml:space="preserve">في صفحة المصارف لما بضغط اضيف مصروفة واكتب المصروفات واحفظ بتظهر في الصفحة لكن لما بدخل على صفحة تاني بتختفي وتمشي من الصفحة </w:t>
+      </w:r>
+      <w:r>
+        <w:rPr>
+          <w:rFonts w:hint="cs"/>
+          <w:b/>
+          <w:bCs/>
+          <w:rtl/>
+        </w:rPr>
+        <w:t>.</w:t>
+      </w:r>
+    </w:p>
+    <w:p>
+      <w:pPr>
+        <w:rPr>
+          <w:b/>
+          <w:bCs/>
+        </w:rPr>
+      </w:pPr>
+      <w:r>
+        <w:rPr>
+          <w:b/>
+          <w:bCs/>
+          <w:rtl/>
+        </w:rPr>
+        <w:t>في تسجيل مسترجعة جديدة</w:t>
+      </w:r>
+    </w:p>
+    <w:p>
+      <w:pPr>
+        <w:rPr>
+          <w:b/>
+          <w:bCs/>
+          <w:rtl/>
+        </w:rPr>
+      </w:pPr>
+      <w:r>
+        <w:rPr>
+          <w:b/>
+          <w:bCs/>
+          <w:rtl/>
+        </w:rPr>
+        <w:t xml:space="preserve">عايز السبب يكون حالة من اثنين تالف او اخرى لو كان اخرى فمعنى ذلك ان المنتج سليم فبالتالي ضيف الكمية المسترجعة على الكمية اللي في المخزون من المنتجات المسترجعة , وعايزه يتاكد من رقم الفاتورة الأصلية * ان المنتجات اللي رجعها فعلا موجودة في الفاتورة وان لا تسمح بانه يرجع كمية من منتج اكبر من عددها في الفاتورة </w:t>
+      </w:r>
+    </w:p>
+    <w:p>
+      <w:pPr>
+        <w:rPr>
+          <w:b/>
+          <w:bCs/>
+          <w:rtl/>
+        </w:rPr>
+      </w:pPr>
+    </w:p>
+    <w:p>
+      <w:pPr>
+        <w:rPr>
+          <w:b/>
+          <w:bCs/>
+        </w:rPr>
+      </w:pPr>
+      <w:r>
+        <w:rPr>
+          <w:b/>
+          <w:bCs/>
+          <w:rtl/>
+        </w:rPr>
+        <w:t xml:space="preserve">وعايز المبلغ ايضا يتخصم من إجمالي الإيرادات (المبيعات) ولو كان الدفع بالاجل فتخصم المبلغ من دين العميل وخلي طريقة الإرجاع طريقة الأصلية - إرجاع سابق طريقة الدفع الأصلية (كاش/اجل) يعني لو دفع كاش اخصمها من إجمالي الإيرادات (المبيعات) ولو اجل اخصمها من دين العميل , وراعي ان ارجاع نفس الفاتورة بنفس المنتج ميتكررش لكن لو منتج اجر في نفس الفاتورة فرجعه </w:t>
       </w:r>
     </w:p>
     <w:p>
@@ -2370,7 +2455,6 @@
   <w:style w:type="character" w:default="1" w:styleId="DefaultParagraphFont">
     <w:name w:val="Default Paragraph Font"/>
     <w:uiPriority w:val="1"/>
-    <w:semiHidden/>
     <w:unhideWhenUsed/>
   </w:style>
   <w:style w:type="table" w:default="1" w:styleId="TableNormal">
